--- a/deliverables/samples/Sample_Technical_Design.docx
+++ b/deliverables/samples/Sample_Technical_Design.docx
@@ -106,6 +106,59 @@
           <w:sz w:val="30"/>
           <w:rFonts w:ascii="Calibri" w:hAnsi="Calibri"/>
         </w:rPr>
+        <w:t xml:space="preserve">Functional flow</w:t>
+      </w:r>
+    </w:p>
+    <w:p>
+      <w:pPr>
+        <w:jc w:val="center"/>
+        <w:spacing w:after="160"/>
+      </w:pPr>
+      <w:r>
+        <w:drawing>
+          <wp:inline distT="0" distB="0" distL="0" distR="0">
+            <wp:extent cx="5669280" cy="3188970"/>
+            <wp:docPr id="1" name="Architecture"/>
+            <a:graphic xmlns:a="http://schemas.openxmlformats.org/drawingml/2006/main">
+              <a:graphicData uri="http://schemas.openxmlformats.org/drawingml/2006/picture">
+                <pic:pic xmlns:pic="http://schemas.openxmlformats.org/drawingml/2006/picture">
+                  <pic:nvPicPr>
+                    <pic:cNvPr id="1" name="Architecture"/>
+                    <pic:cNvPicPr/>
+                  </pic:nvPicPr>
+                  <pic:blipFill>
+                    <a:blip r:embed="rId101"/>
+                    <a:stretch>
+                      <a:fillRect/>
+                    </a:stretch>
+                  </pic:blipFill>
+                  <pic:spPr>
+                    <a:xfrm>
+                      <a:off x="0" y="0"/>
+                      <a:ext cx="5669280" cy="3188970"/>
+                    </a:xfrm>
+                    <a:prstGeom prst="rect">
+                      <a:avLst/>
+                    </a:prstGeom>
+                  </pic:spPr>
+                </pic:pic>
+              </a:graphicData>
+            </a:graphic>
+          </wp:inline>
+        </w:drawing>
+      </w:r>
+    </w:p>
+    <w:p>
+      <w:pPr>
+        <w:spacing w:after="120"/>
+      </w:pPr>
+      <w:r>
+        <w:rPr>
+          <w:b/>
+          <w:color w:val="0632A0"/>
+          <w:sz w:val="30"/>
+          <w:rFonts w:ascii="Calibri" w:hAnsi="Calibri"/>
+        </w:rPr>
         <w:t xml:space="preserve">Processing</w:t>
       </w:r>
     </w:p>
